--- a/lab2_1_visualizing_league_wide_ERA_and_slugging.docx
+++ b/lab2_1_visualizing_league_wide_ERA_and_slugging.docx
@@ -255,6 +255,126 @@
       </w:r>
     </w:p>
     <w:p>
+      <w:r>
+        <w:lastRenderedPageBreak/>
+        <w:drawing>
+          <wp:inline distT="0" distB="0" distL="0" distR="0" wp14:anchorId="662FAC61" wp14:editId="05E47546">
+            <wp:extent cx="6858000" cy="3551555"/>
+            <wp:effectExtent l="0" t="0" r="0" b="0"/>
+            <wp:docPr id="1071011999" name="Picture 1" descr="A screenshot of a computer code&#10;&#10;AI-generated content may be incorrect."/>
+            <wp:cNvGraphicFramePr>
+              <a:graphicFrameLocks xmlns:a="http://schemas.openxmlformats.org/drawingml/2006/main" noChangeAspect="1"/>
+            </wp:cNvGraphicFramePr>
+            <a:graphic xmlns:a="http://schemas.openxmlformats.org/drawingml/2006/main">
+              <a:graphicData uri="http://schemas.openxmlformats.org/drawingml/2006/picture">
+                <pic:pic xmlns:pic="http://schemas.openxmlformats.org/drawingml/2006/picture">
+                  <pic:nvPicPr>
+                    <pic:cNvPr id="1071011999" name="Picture 1" descr="A screenshot of a computer code&#10;&#10;AI-generated content may be incorrect."/>
+                    <pic:cNvPicPr/>
+                  </pic:nvPicPr>
+                  <pic:blipFill>
+                    <a:blip r:embed="rId6"/>
+                    <a:stretch>
+                      <a:fillRect/>
+                    </a:stretch>
+                  </pic:blipFill>
+                  <pic:spPr>
+                    <a:xfrm>
+                      <a:off x="0" y="0"/>
+                      <a:ext cx="6858000" cy="3551555"/>
+                    </a:xfrm>
+                    <a:prstGeom prst="rect">
+                      <a:avLst/>
+                    </a:prstGeom>
+                  </pic:spPr>
+                </pic:pic>
+              </a:graphicData>
+            </a:graphic>
+          </wp:inline>
+        </w:drawing>
+      </w:r>
+    </w:p>
+    <w:p>
+      <w:r>
+        <w:drawing>
+          <wp:inline distT="0" distB="0" distL="0" distR="0" wp14:anchorId="2151C577" wp14:editId="294E1B34">
+            <wp:extent cx="6858000" cy="3551555"/>
+            <wp:effectExtent l="0" t="0" r="0" b="0"/>
+            <wp:docPr id="1159333127" name="Picture 1" descr="A screenshot of a computer code&#10;&#10;AI-generated content may be incorrect."/>
+            <wp:cNvGraphicFramePr>
+              <a:graphicFrameLocks xmlns:a="http://schemas.openxmlformats.org/drawingml/2006/main" noChangeAspect="1"/>
+            </wp:cNvGraphicFramePr>
+            <a:graphic xmlns:a="http://schemas.openxmlformats.org/drawingml/2006/main">
+              <a:graphicData uri="http://schemas.openxmlformats.org/drawingml/2006/picture">
+                <pic:pic xmlns:pic="http://schemas.openxmlformats.org/drawingml/2006/picture">
+                  <pic:nvPicPr>
+                    <pic:cNvPr id="1159333127" name="Picture 1" descr="A screenshot of a computer code&#10;&#10;AI-generated content may be incorrect."/>
+                    <pic:cNvPicPr/>
+                  </pic:nvPicPr>
+                  <pic:blipFill>
+                    <a:blip r:embed="rId6"/>
+                    <a:stretch>
+                      <a:fillRect/>
+                    </a:stretch>
+                  </pic:blipFill>
+                  <pic:spPr>
+                    <a:xfrm>
+                      <a:off x="0" y="0"/>
+                      <a:ext cx="6858000" cy="3551555"/>
+                    </a:xfrm>
+                    <a:prstGeom prst="rect">
+                      <a:avLst/>
+                    </a:prstGeom>
+                  </pic:spPr>
+                </pic:pic>
+              </a:graphicData>
+            </a:graphic>
+          </wp:inline>
+        </w:drawing>
+      </w:r>
+    </w:p>
+    <w:p>
+      <w:r>
+        <w:lastRenderedPageBreak/>
+        <w:drawing>
+          <wp:inline distT="0" distB="0" distL="0" distR="0" wp14:anchorId="054CAF9B" wp14:editId="42B5A521">
+            <wp:extent cx="6858000" cy="3336925"/>
+            <wp:effectExtent l="0" t="0" r="0" b="0"/>
+            <wp:docPr id="1728284662" name="Picture 1" descr="A screenshot of a computer&#10;&#10;AI-generated content may be incorrect."/>
+            <wp:cNvGraphicFramePr>
+              <a:graphicFrameLocks xmlns:a="http://schemas.openxmlformats.org/drawingml/2006/main" noChangeAspect="1"/>
+            </wp:cNvGraphicFramePr>
+            <a:graphic xmlns:a="http://schemas.openxmlformats.org/drawingml/2006/main">
+              <a:graphicData uri="http://schemas.openxmlformats.org/drawingml/2006/picture">
+                <pic:pic xmlns:pic="http://schemas.openxmlformats.org/drawingml/2006/picture">
+                  <pic:nvPicPr>
+                    <pic:cNvPr id="1728284662" name="Picture 1" descr="A screenshot of a computer&#10;&#10;AI-generated content may be incorrect."/>
+                    <pic:cNvPicPr/>
+                  </pic:nvPicPr>
+                  <pic:blipFill>
+                    <a:blip r:embed="rId7"/>
+                    <a:stretch>
+                      <a:fillRect/>
+                    </a:stretch>
+                  </pic:blipFill>
+                  <pic:spPr>
+                    <a:xfrm>
+                      <a:off x="0" y="0"/>
+                      <a:ext cx="6858000" cy="3336925"/>
+                    </a:xfrm>
+                    <a:prstGeom prst="rect">
+                      <a:avLst/>
+                    </a:prstGeom>
+                  </pic:spPr>
+                </pic:pic>
+              </a:graphicData>
+            </a:graphic>
+          </wp:inline>
+        </w:drawing>
+      </w:r>
+    </w:p>
+    <w:p/>
+    <w:p>
       <w:pPr>
         <w:pStyle w:val="ListParagraph"/>
         <w:numPr>
@@ -266,6 +386,22 @@
         <w:t>The link to your data repository.</w:t>
       </w:r>
     </w:p>
+    <w:p>
+      <w:hyperlink r:id="rId8" w:history="1">
+        <w:r>
+          <w:rPr>
+            <w:rStyle w:val="Hyperlink"/>
+          </w:rPr>
+          <w:t>https://github.com/akmtamimahmed/Lab-1.2</w:t>
+        </w:r>
+      </w:hyperlink>
+      <w:r>
+        <w:t xml:space="preserve"> </w:t>
+      </w:r>
+    </w:p>
+    <w:p/>
+    <w:p/>
+    <w:p/>
     <w:sectPr>
       <w:pgSz w:w="12240" w:h="15840"/>
       <w:pgMar w:top="720" w:right="720" w:bottom="720" w:left="720" w:header="720" w:footer="720" w:gutter="0"/>
